--- a/docs/downloads/william-wooldridge-fereday/doc_0593.docx
+++ b/docs/downloads/william-wooldridge-fereday/doc_0593.docx
@@ -1,12 +1,12 @@
 
 <file path=word/document.xml><?xml version="1.0" encoding="utf-8"?>
-<w:document xmlns:wpc="http://schemas.microsoft.com/office/word/2010/wordprocessingCanvas" xmlns:cx="http://schemas.microsoft.com/office/drawing/2014/chartex" xmlns:cx1="http://schemas.microsoft.com/office/drawing/2015/9/8/chartex" xmlns:cx2="http://schemas.microsoft.com/office/drawing/2015/10/21/chartex" xmlns:cx3="http://schemas.microsoft.com/office/drawing/2016/5/9/chartex" xmlns:cx4="http://schemas.microsoft.com/office/drawing/2016/5/10/chartex" xmlns:cx5="http://schemas.microsoft.com/office/drawing/2016/5/11/chartex" xmlns:cx6="http://schemas.microsoft.com/office/drawing/2016/5/12/chartex" xmlns:cx7="http://schemas.microsoft.com/office/drawing/2016/5/13/chartex" xmlns:cx8="http://schemas.microsoft.com/office/drawing/2016/5/14/chartex" xmlns:mc="http://schemas.openxmlformats.org/markup-compatibility/2006" xmlns:aink="http://schemas.microsoft.com/office/drawing/2016/ink" xmlns:am3d="http://schemas.microsoft.com/office/drawing/2017/model3d" xmlns:o="urn:schemas-microsoft-com:office:office" xmlns:oel="http://schemas.microsoft.com/office/2019/extlst" xmlns:r="http://schemas.openxmlformats.org/officeDocument/2006/relationships" xmlns:m="http://schemas.openxmlformats.org/officeDocument/2006/math" xmlns:v="urn:schemas-microsoft-com:vml" xmlns:wp14="http://schemas.microsoft.com/office/word/2010/wordprocessingDrawing" xmlns:wp="http://schemas.openxmlformats.org/drawingml/2006/wordprocessingDrawing" xmlns:w10="urn:schemas-microsoft-com:office:word" xmlns:w="http://schemas.openxmlformats.org/wordprocessingml/2006/main" xmlns:w14="http://schemas.microsoft.com/office/word/2010/wordml" xmlns:w15="http://schemas.microsoft.com/office/word/2012/wordml" xmlns:w16cex="http://schemas.microsoft.com/office/word/2018/wordml/cex" xmlns:w16cid="http://schemas.microsoft.com/office/word/2016/wordml/cid" xmlns:w16="http://schemas.microsoft.com/office/word/2018/wordml" xmlns:w16du="http://schemas.microsoft.com/office/word/2023/wordml/word16du" xmlns:w16sdtdh="http://schemas.microsoft.com/office/word/2020/wordml/sdtdatahash" xmlns:w16se="http://schemas.microsoft.com/office/word/2015/wordml/symex" xmlns:wpg="http://schemas.microsoft.com/office/word/2010/wordprocessingGroup" xmlns:wpi="http://schemas.microsoft.com/office/word/2010/wordprocessingInk" xmlns:wne="http://schemas.microsoft.com/office/word/2006/wordml" xmlns:wps="http://schemas.microsoft.com/office/word/2010/wordprocessingShape" mc:Ignorable="w14 w15 w16se w16cid w16 w16cex w16sdtdh w16du wp14">
+<w:document xmlns:wpc="http://schemas.microsoft.com/office/word/2010/wordprocessingCanvas" xmlns:cx="http://schemas.microsoft.com/office/drawing/2014/chartex" xmlns:cx1="http://schemas.microsoft.com/office/drawing/2015/9/8/chartex" xmlns:cx2="http://schemas.microsoft.com/office/drawing/2015/10/21/chartex" xmlns:cx3="http://schemas.microsoft.com/office/drawing/2016/5/9/chartex" xmlns:cx4="http://schemas.microsoft.com/office/drawing/2016/5/10/chartex" xmlns:cx5="http://schemas.microsoft.com/office/drawing/2016/5/11/chartex" xmlns:cx6="http://schemas.microsoft.com/office/drawing/2016/5/12/chartex" xmlns:cx7="http://schemas.microsoft.com/office/drawing/2016/5/13/chartex" xmlns:cx8="http://schemas.microsoft.com/office/drawing/2016/5/14/chartex" xmlns:mc="http://schemas.openxmlformats.org/markup-compatibility/2006" xmlns:aink="http://schemas.microsoft.com/office/drawing/2016/ink" xmlns:am3d="http://schemas.microsoft.com/office/drawing/2017/model3d" xmlns:o="urn:schemas-microsoft-com:office:office" xmlns:r="http://schemas.openxmlformats.org/officeDocument/2006/relationships" xmlns:m="http://schemas.openxmlformats.org/officeDocument/2006/math" xmlns:v="urn:schemas-microsoft-com:vml" xmlns:wp14="http://schemas.microsoft.com/office/word/2010/wordprocessingDrawing" xmlns:wp="http://schemas.openxmlformats.org/drawingml/2006/wordprocessingDrawing" xmlns:w10="urn:schemas-microsoft-com:office:word" xmlns:w="http://schemas.openxmlformats.org/wordprocessingml/2006/main" xmlns:w14="http://schemas.microsoft.com/office/word/2010/wordml" xmlns:w15="http://schemas.microsoft.com/office/word/2012/wordml" xmlns:w16cex="http://schemas.microsoft.com/office/word/2018/wordml/cex" xmlns:w16cid="http://schemas.microsoft.com/office/word/2016/wordml/cid" xmlns:w16="http://schemas.microsoft.com/office/word/2018/wordml" xmlns:w16sdtdh="http://schemas.microsoft.com/office/word/2020/wordml/sdtdatahash" xmlns:w16se="http://schemas.microsoft.com/office/word/2015/wordml/symex" xmlns:wpg="http://schemas.microsoft.com/office/word/2010/wordprocessingGroup" xmlns:wpi="http://schemas.microsoft.com/office/word/2010/wordprocessingInk" xmlns:wne="http://schemas.microsoft.com/office/word/2006/wordml" xmlns:wps="http://schemas.microsoft.com/office/word/2010/wordprocessingShape" mc:Ignorable="w14 w15 w16se w16cid w16 w16cex w16sdtdh wp14">
   <w:body>
     <w:p>
       <w:pPr>
-        <w:rPr>
-          <w:rtl/>
-          <w:lang w:bidi="ar-SA"/>
+        <w:jc w:val="both"/>
+        <w:rPr>
+          <w:rtl/>
         </w:rPr>
       </w:pPr>
       <w:hyperlink r:id="rId4" w:history="1">
@@ -14,263 +14,134 @@
           <w:rPr>
             <w:rStyle w:val="Hyperlink"/>
             <w:rtl/>
-            <w:lang w:bidi="ar-SA"/>
           </w:rPr>
-          <w:t>نعمة وتلمذة</w:t>
+          <w:t>نعمة المسيح في حياتنا اليومية</w:t>
         </w:r>
       </w:hyperlink>
     </w:p>
     <w:p>
       <w:pPr>
-        <w:bidi w:val="0"/>
-        <w:rPr>
-          <w:lang w:bidi="ar-SA"/>
+        <w:jc w:val="both"/>
+        <w:rPr>
+          <w:rtl/>
         </w:rPr>
       </w:pPr>
       <w:r>
-        <w:rPr>
-          <w:lang w:bidi="ar-SA"/>
-        </w:rPr>
         <w:t>William Wooldridge Fereday</w:t>
       </w:r>
     </w:p>
     <w:p>
       <w:pPr>
-        <w:rPr>
-          <w:rtl/>
-          <w:lang w:bidi="ar-SA"/>
+        <w:jc w:val="both"/>
+        <w:rPr>
+          <w:rtl/>
         </w:rPr>
       </w:pPr>
       <w:r>
         <w:rPr>
-          <w:rFonts w:hint="cs"/>
-          <w:rtl/>
-          <w:lang w:bidi="ar-SA"/>
-        </w:rPr>
-        <w:t xml:space="preserve">لوقا 14: 16 </w:t>
+          <w:rtl/>
+        </w:rPr>
+        <w:t>تسلمنا</w:t>
       </w:r>
       <w:r>
         <w:rPr>
-          <w:rtl/>
-          <w:lang w:bidi="ar-SA"/>
-        </w:rPr>
-        <w:t>–</w:t>
+          <w:rFonts w:hint="cs"/>
+          <w:rtl/>
+        </w:rPr>
+        <w:t xml:space="preserve"> رسالة فيلمون صورة حلوة عن الطرق التي تتعامل فيها نعمة المسيح في روابط وظروف حياتنا اليومية. هنا توسّط الرسول بولس مع أخيه في الرب (تيموثاوس) من أجل أنسيمس. هذا كان عبدًا لفليمون؛ وقد فرّ من هناك بالخفية (على ما يبدو من بعدما </w:t>
       </w:r>
       <w:r>
         <w:rPr>
           <w:rFonts w:hint="cs"/>
           <w:rtl/>
-          <w:lang w:bidi="ar-SA"/>
-        </w:rPr>
-        <w:t xml:space="preserve"> 35</w:t>
+        </w:rPr>
+        <w:t xml:space="preserve">أن </w:t>
+      </w:r>
+      <w:r>
+        <w:rPr>
+          <w:rFonts w:hint="cs"/>
+          <w:rtl/>
+        </w:rPr>
+        <w:t xml:space="preserve">سرق فيلمون)، غير أنه في تواصله مع بولس الذي كان أسيرًا في روما، تعرّف على المسيح. ولكن بحسب القانون الروماني كان لسيده الصلاحية الكافية بأن يعاقبه عقابًا شديدًا على تصرفه هذا. وقد ازداد تصرف أنسيمس سوءً من خلال أنه كان لا بد له أن يخدم سيدًا متميزًا، وليس إنسانًا </w:t>
+      </w:r>
+      <w:r>
+        <w:rPr>
+          <w:rFonts w:hint="cs"/>
+          <w:rtl/>
+        </w:rPr>
+        <w:t>همجيًا في هذا العالم. بولس توسط له ليكون للنعمة والمحبة الإلهية غلبتها في قلب فيلمون على أية أحاسيس غيظ أو غضب.</w:t>
       </w:r>
     </w:p>
     <w:p>
       <w:pPr>
-        <w:rPr>
-          <w:rtl/>
-          <w:lang w:bidi="ar-SA"/>
+        <w:jc w:val="both"/>
+        <w:rPr>
+          <w:rtl/>
         </w:rPr>
       </w:pPr>
       <w:r>
         <w:rPr>
           <w:rFonts w:hint="cs"/>
           <w:rtl/>
-          <w:lang w:bidi="ar-SA"/>
-        </w:rPr>
-        <w:t>لقد ربط روح الله في هذا الموضع مبدأين شديدي الأهمية وبنفس الوقت مختلفين عن بعضهما. أول انطباع نحصل عليه هو عن ملء سخاء النعمة الإلهية كما هي معروضة في مثل العشاء العظيم؛ ومن ثم نجد حقيقة للضمير بخصوص طريق التلمذة. إن قلوبنا المخادعة تميل إلى فصل هذين الأمرين عن بعضهما، لكن الله جمعهما معًا في الكتاب المقدس.</w:t>
+        </w:rPr>
+        <w:t>في صورة عامة تتناول رسائل بولس الموحى بها تعاليم المسيحية الأساسية. هو كان الإناء المختار ليُظهر مشورات الله الرائعة بخصوص المسيح التي كانت مخفية من ابتداء العالم. فالمسيحية لا تحوم دائمًا فوق الأمور، وإنما هي تنزل أيضًا وتنشغل بالتفاصيل العملية في الحياة اليومية حتما يُعبَر فيها (وفي غيرها أيضًا) عن نعمة المسيح في المؤمنين. لأجل هذا يحفظنا عمل الروح القدس من أن نكون مجرد نظريين.</w:t>
       </w:r>
     </w:p>
     <w:p>
       <w:pPr>
-        <w:rPr>
-          <w:rtl/>
-          <w:lang w:bidi="ar-SA"/>
+        <w:jc w:val="both"/>
+        <w:rPr>
+          <w:rtl/>
         </w:rPr>
       </w:pPr>
       <w:r>
         <w:rPr>
           <w:rFonts w:hint="cs"/>
           <w:rtl/>
-          <w:lang w:bidi="ar-SA"/>
-        </w:rPr>
-        <w:t xml:space="preserve">الرب كان في يوم السبت في بيت أحد الفريسيين مدعوًا إلى مائدة الطعام. هو لم ينسَ (وكم من المحتمل أن يحدث هذا)، بأنه كان شاهد الله في هذا العالم </w:t>
+        </w:rPr>
+        <w:t>بولس لا يقدّم نفسه هنا كرسول، وإنما كـ"أسير المسيح يسوع.". وهنا أيضًا يمكننا أن نلاحظ حكمة ورقة إحساس روح الله</w:t>
       </w:r>
       <w:r>
         <w:rPr>
-          <w:rtl/>
-          <w:lang w:bidi="ar-SA"/>
-        </w:rPr>
-        <w:t>–</w:t>
+          <w:rFonts w:hint="cs"/>
+          <w:rtl/>
+        </w:rPr>
+        <w:t xml:space="preserve">. في رسائله لتيموثاوس وتيطس كان بولس قلقًا لأسباب واضحة بأن يضع رسوليته في المكان الأول؛ ففي هذه الرسائل </w:t>
       </w:r>
       <w:r>
         <w:rPr>
           <w:rFonts w:hint="cs"/>
           <w:rtl/>
-          <w:lang w:bidi="ar-SA"/>
-        </w:rPr>
-        <w:t xml:space="preserve"> على الرغم من أنه في تلك اللحظة كان ضيفًا في بيت شخص آخر. عينه الفاحصة لكل شيء لمحت الأنانية التي سادت هذا البيت. فيما تعلق بالضيوف، فقد جاهد الجسد ال</w:t>
-      </w:r>
-      <w:r>
-        <w:rPr>
-          <w:rFonts w:hint="cs"/>
-          <w:rtl/>
-          <w:lang w:bidi="ar-SA"/>
-        </w:rPr>
-        <w:t xml:space="preserve">مسكين المعتد بنفسه أن يأخذ المكان الأول في جميعهم؛ وفيما تعلق برب البيت والمُضيف، فهذا كان قد دعا مجتمعًا كل فرد فيه كان بوسعه أن يرد له إحسانه بنفسه. الرب لام المجموعتين. كل ما كان من حوله كان يفتقر لروح النعمة </w:t>
-      </w:r>
-      <w:r>
-        <w:rPr>
-          <w:rtl/>
-          <w:lang w:bidi="ar-SA"/>
-        </w:rPr>
-        <w:t>–</w:t>
-      </w:r>
-      <w:r>
-        <w:rPr>
-          <w:rFonts w:hint="cs"/>
-          <w:rtl/>
-          <w:lang w:bidi="ar-SA"/>
-        </w:rPr>
-        <w:t xml:space="preserve"> الأنا كان يسود في قلوبهم جميعًا.</w:t>
+        </w:rPr>
+        <w:t xml:space="preserve">نجد توصيات موحى بها من أجل الترتيب الداخلي في بيت الله ولسلوك لائق لكل فرد من القديسين. </w:t>
       </w:r>
     </w:p>
     <w:p>
       <w:pPr>
-        <w:rPr>
-          <w:rtl/>
-          <w:lang w:bidi="ar-SA"/>
-        </w:rPr>
+        <w:jc w:val="both"/>
       </w:pPr>
-      <w:r>
-        <w:rPr>
-          <w:rFonts w:hint="cs"/>
-          <w:rtl/>
-          <w:lang w:bidi="ar-SA"/>
-        </w:rPr>
-        <w:t>لقد عرض الرب على المُضيف بأنه إن كان يريد بأن يصنع هذه المائدة فالأفضل جدًا إن ملأ هذا البيت  بال</w:t>
-      </w:r>
-      <w:r>
-        <w:rPr>
-          <w:rtl/>
-          <w:lang w:bidi="ar-SA"/>
-        </w:rPr>
-        <w:t>ْمَسَاكِينَ وَالْجُدْعَ وَالْعُرْجَ وَالْعُمْيَ</w:t>
-      </w:r>
-      <w:r>
-        <w:rPr>
-          <w:rFonts w:hint="cs"/>
-          <w:rtl/>
-          <w:lang w:bidi="ar-SA"/>
-        </w:rPr>
-        <w:t xml:space="preserve"> وأن يتوقع المجازاة في قيامة الأبرار. إن قربان تقدمة الله لم يكن فيه عسل (لاويين 2: 11). الرب هنا كان ضيفًا، غير أن إظهار الاحترام الطبيعي لم يدفعه أن يمتنع عن التوبيخ الضروري واللائق. وفي احتجاجاته </w:t>
-      </w:r>
-      <w:r>
-        <w:rPr>
-          <w:rFonts w:hint="cs"/>
-          <w:rtl/>
-          <w:lang w:bidi="ar-SA"/>
-        </w:rPr>
-        <w:t>قدّم نعمة الله بمواجهة أنانية الإنسان. يبدو أن هذه الكلمات أغارت أحد الضيوف حيث قال: "</w:t>
-      </w:r>
-      <w:r>
-        <w:rPr>
-          <w:rtl/>
-          <w:lang w:bidi="ar-SA"/>
-        </w:rPr>
-        <w:t>«طُوبَى لِمَنْ يَأْكُلُ خُبْزًا فِي مَلَكُوتِ اللهِ»</w:t>
-      </w:r>
-      <w:r>
-        <w:rPr>
-          <w:rFonts w:hint="cs"/>
-          <w:rtl/>
-          <w:lang w:bidi="ar-SA"/>
-        </w:rPr>
-        <w:t>" وهذا قاده إلى المثل المعروف. آهٍ! مهما كان تقدير الإنسان لصوت النعمة فعند امتحان القلب لن تكون هناك معرفة حقيقية وتقدير حقيقي لما هو في قلب الله. عندما الله يدعو تُقدّم الأعذار؛ ومتى ما شاء أن يملأ البيت فلا بد وأن يفتش عن الضيوف بنفسه، نعم، وأن يلزمهم بالدخول.</w:t>
-      </w:r>
-    </w:p>
-    <w:p>
-      <w:pPr>
-        <w:rPr>
-          <w:lang w:bidi="ar-SA"/>
-        </w:rPr>
-      </w:pPr>
-      <w:r>
-        <w:rPr>
-          <w:rFonts w:hint="cs"/>
-          <w:rtl/>
-          <w:lang w:bidi="ar-SA"/>
-        </w:rPr>
-        <w:t>نعمة الله تُذكَر بصورة جذابة جدًا. الرب يقارنها بعشاء عظيم تم إعداده. لا ينقصه أي شيء؛ فقد أعدّته يد كريمة من كل الأمور الجيدة. في الأبدية مبدؤه هو: "</w:t>
-      </w:r>
-      <w:r>
-        <w:rPr>
-          <w:rtl/>
-          <w:lang w:bidi="ar-SA"/>
-        </w:rPr>
-        <w:t>مَغْبُوطٌ هُوَ الْعَطَاءُ أَكْثَرُ مِنَ الأَخْذِ</w:t>
-      </w:r>
-      <w:r>
-        <w:rPr>
-          <w:rFonts w:hint="cs"/>
-          <w:rtl/>
-          <w:lang w:bidi="ar-SA"/>
-        </w:rPr>
-        <w:t>" (أعمال الرسل 20: 35). إن فسرنا هذا المثل، فأعتقد بأننا في الضيوف الذين دعوا أولاً</w:t>
-      </w:r>
-      <w:r>
-        <w:rPr>
-          <w:rtl/>
-        </w:rPr>
-        <w:t xml:space="preserve"> </w:t>
-      </w:r>
-      <w:r>
-        <w:rPr>
-          <w:rtl/>
-          <w:lang w:bidi="ar-SA"/>
-        </w:rPr>
-        <w:t>نرى</w:t>
-      </w:r>
-      <w:r>
-        <w:rPr>
-          <w:rFonts w:hint="cs"/>
-          <w:rtl/>
-          <w:lang w:bidi="ar-SA"/>
-        </w:rPr>
-        <w:t xml:space="preserve"> قادة اليهود. </w:t>
-      </w:r>
-      <w:r>
-        <w:rPr>
-          <w:rFonts w:hint="cs"/>
-          <w:rtl/>
-          <w:lang w:bidi="ar-SA"/>
-        </w:rPr>
-        <w:t xml:space="preserve">فقلوبهم كانت في العالم، ولم يحدث أنهم تذوقوا الله ومسيحه. الحقل، الثيران والنساء قدّموا أعذارًا سريعة. عندما يكون العالم موجود في القلب ومهما كانت الصورة (والعالم له أشكال كثيرة)، عندها لن يكون هناك مكان </w:t>
-      </w:r>
-      <w:hyperlink r:id="rId5" w:anchor=":~:text=Wir%20sollten%20uns%20vor%20Augen%20halten%2C%20dass%20die%20Dinge%2C" w:history="1">
+      <w:hyperlink r:id="rId5" w:history="1">
         <w:r>
           <w:rPr>
             <w:rStyle w:val="Hyperlink"/>
-            <w:rFonts w:hint="cs"/>
+          </w:rPr>
+          <w:t>So wertvoll, wie dort das Hervorheben der Autorität ist</w:t>
+        </w:r>
+        <w:r>
+          <w:rPr>
+            <w:rStyle w:val="Hyperlink"/>
             <w:rtl/>
-            <w:lang w:bidi="ar-SA"/>
           </w:rPr>
-          <w:t>للمسيح</w:t>
+          <w:t>,</w:t>
         </w:r>
       </w:hyperlink>
-      <w:r>
-        <w:rPr>
-          <w:rFonts w:hint="cs"/>
-          <w:rtl/>
-          <w:lang w:bidi="ar-SA"/>
-        </w:rPr>
-        <w:t xml:space="preserve">. </w:t>
-      </w:r>
     </w:p>
     <w:sectPr>
-      <w:pgSz w:w="12240" w:h="15840"/>
-      <w:pgMar w:top="1440" w:right="1800" w:bottom="1440" w:left="1800" w:header="720" w:footer="720" w:gutter="0"/>
-      <w:cols w:space="720"/>
+      <w:pgSz w:w="11906" w:h="16838"/>
+      <w:pgMar w:top="1440" w:right="1440" w:bottom="1440" w:left="1440" w:header="708" w:footer="708" w:gutter="0"/>
+      <w:cols w:space="708"/>
+      <w:bidi/>
+      <w:rtlGutter/>
       <w:docGrid w:linePitch="360"/>
     </w:sectPr>
   </w:body>
@@ -278,23 +149,19 @@
 </file>
 
 <file path=word/styles.xml><?xml version="1.0" encoding="utf-8"?>
-<w:styles xmlns:mc="http://schemas.openxmlformats.org/markup-compatibility/2006" xmlns:r="http://schemas.openxmlformats.org/officeDocument/2006/relationships" xmlns:w="http://schemas.openxmlformats.org/wordprocessingml/2006/main" xmlns:w14="http://schemas.microsoft.com/office/word/2010/wordml" xmlns:w15="http://schemas.microsoft.com/office/word/2012/wordml" xmlns:w16cex="http://schemas.microsoft.com/office/word/2018/wordml/cex" xmlns:w16cid="http://schemas.microsoft.com/office/word/2016/wordml/cid" xmlns:w16="http://schemas.microsoft.com/office/word/2018/wordml" xmlns:w16du="http://schemas.microsoft.com/office/word/2023/wordml/word16du" xmlns:w16sdtdh="http://schemas.microsoft.com/office/word/2020/wordml/sdtdatahash" xmlns:w16se="http://schemas.microsoft.com/office/word/2015/wordml/symex" mc:Ignorable="w14 w15 w16se w16cid w16 w16cex w16sdtdh w16du">
+<w:styles xmlns:mc="http://schemas.openxmlformats.org/markup-compatibility/2006" xmlns:r="http://schemas.openxmlformats.org/officeDocument/2006/relationships" xmlns:w="http://schemas.openxmlformats.org/wordprocessingml/2006/main" xmlns:w14="http://schemas.microsoft.com/office/word/2010/wordml" xmlns:w15="http://schemas.microsoft.com/office/word/2012/wordml" xmlns:w16cex="http://schemas.microsoft.com/office/word/2018/wordml/cex" xmlns:w16cid="http://schemas.microsoft.com/office/word/2016/wordml/cid" xmlns:w16="http://schemas.microsoft.com/office/word/2018/wordml" xmlns:w16sdtdh="http://schemas.microsoft.com/office/word/2020/wordml/sdtdatahash" xmlns:w16se="http://schemas.microsoft.com/office/word/2015/wordml/symex" mc:Ignorable="w14 w15 w16se w16cid w16 w16cex w16sdtdh">
   <w:docDefaults>
     <w:rPrDefault>
       <w:rPr>
         <w:rFonts w:ascii="Sakkal Majalla" w:eastAsiaTheme="minorHAnsi" w:hAnsi="Sakkal Majalla" w:cs="Sakkal Majalla"/>
-        <w:kern w:val="2"/>
         <w:sz w:val="28"/>
         <w:szCs w:val="28"/>
         <w:lang w:val="en-US" w:eastAsia="en-US" w:bidi="he-IL"/>
-        <w14:ligatures w14:val="standardContextual"/>
       </w:rPr>
     </w:rPrDefault>
     <w:pPrDefault>
       <w:pPr>
-        <w:bidi/>
         <w:spacing w:after="160" w:line="259" w:lineRule="auto"/>
-        <w:jc w:val="both"/>
       </w:pPr>
     </w:pPrDefault>
   </w:docDefaults>
@@ -679,6 +546,9 @@
   <w:style w:type="paragraph" w:default="1" w:styleId="Normal">
     <w:name w:val="Normal"/>
     <w:qFormat/>
+    <w:pPr>
+      <w:bidi/>
+    </w:pPr>
     <w:rPr>
       <w:noProof/>
       <w:lang w:bidi="ar-EG"/>
@@ -716,7 +586,7 @@
     <w:basedOn w:val="DefaultParagraphFont"/>
     <w:uiPriority w:val="99"/>
     <w:unhideWhenUsed/>
-    <w:rsid w:val="0028544A"/>
+    <w:rsid w:val="00B64CCF"/>
     <w:rPr>
       <w:color w:val="0563C1" w:themeColor="hyperlink"/>
       <w:u w:val="single"/>
@@ -728,7 +598,7 @@
     <w:uiPriority w:val="99"/>
     <w:semiHidden/>
     <w:unhideWhenUsed/>
-    <w:rsid w:val="0028544A"/>
+    <w:rsid w:val="00B64CCF"/>
     <w:rPr>
       <w:color w:val="605E5C"/>
       <w:shd w:val="clear" w:color="auto" w:fill="E1DFDD"/>
